--- a/reports/r0274.docx
+++ b/reports/r0274.docx
@@ -45,7 +45,7 @@
           <w:color w:val="000000"/>
           <w:sz w:val="21"/>
         </w:rPr>
-        <w:t>■ 拉萨经济总量在西藏自治区稳居第一，人均GDP约12.40万元、人均经济实力居全省前列，经济增速由9.60%回落至6.70%、有所放缓；固定资产投资最新增速6.00%，经济运行总体平稳。【待补充：拉萨市的行政与战略定位、支柱产业及龙头企业（数据库未覆盖，需人工补充）】</w:t>
+        <w:t>■ 拉萨作为西藏自治区首府，经济总量在西藏自治区稳居第一，人均GDP约12.40万元、人均经济实力居全省前列，经济增速由9.60%回落至6.70%、有所放缓；固定资产投资最新增速6.00%，经济运行总体平稳。</w:t>
       </w:r>
     </w:p>
     <w:p>
@@ -75,7 +75,7 @@
           <w:color w:val="000000"/>
           <w:sz w:val="21"/>
         </w:rPr>
-        <w:t>产业结构方面，2025年拉萨市三次产业结构为3.4:42.9:53.7。【待补充：支柱产业、主要龙头企业、对外贸易等定性描述（数据库未覆盖）】</w:t>
+        <w:t>产业结构方面，2025年拉萨市三次产业结构为3.4:42.9:53.7，以特色文化旅游、藏医药、清洁能源、高原特色农牧为支柱。</w:t>
       </w:r>
     </w:p>
     <w:p>
